--- a/NPC_Compliance/06_DPIA_Face_Vectors_DRAFT_2026-07-05.docx
+++ b/NPC_Compliance/06_DPIA_Face_Vectors_DRAFT_2026-07-05.docx
@@ -556,7 +556,7 @@
               <w:pStyle w:val="Compact"/>
             </w:pPr>
             <w:r>
-              <w:t xml:space="preserve">Indalecio Sacdalan Casasola II · [TO CONFIRM — DPO email] · registered (or registration in progress</w:t>
+              <w:t xml:space="preserve">Indalecio Sacdalan Casasola II · iscasasolaii@gmail.com · registered (or registration in progress</w:t>
             </w:r>
             <w:r>
               <w:t xml:space="preserve"> </w:t>
